--- a/Backend/Director_Disclosure/Output_Disclosures/2024-25/ADANI_HYDRO_ENERGY_SIXTEEN_LIMITED/DIR-8/DIR8_Bikash_Mandal_00022578.docx
+++ b/Backend/Director_Disclosure/Output_Disclosures/2024-25/ADANI_HYDRO_ENERGY_SIXTEEN_LIMITED/DIR-8/DIR8_Bikash_Mandal_00022578.docx
@@ -189,7 +189,7 @@
           <w:b w:val="0"/>
           <w:sz w:val="23"/>
         </w:rPr>
-        <w:t>I, Bikash Mandal, son/daughter of Mr. {{FATHER_NAME}}, resident of _____________________________________________, India hereby give notice that I am/was a Director in the following companies during the last three years:-</w:t>
+        <w:t>I, BIKASH MANDAL, son/daughter of Mr. {{FATHER_NAME}}, resident of _____________________________________________, India hereby give notice that I am/was a Director in the following companies during the last three years:-</w:t>
       </w:r>
     </w:p>
     <w:p>
@@ -340,7 +340,7 @@
                 <w:b w:val="0"/>
                 <w:sz w:val="23"/>
               </w:rPr>
-              <w:t>ADANI HYDRO ENERGY THIRTEEN LIMITED</w:t>
+              <w:t>ADANI HYDRO ENERGY SIXTEEN LIMITED</w:t>
             </w:r>
           </w:p>
         </w:tc>
@@ -410,7 +410,7 @@
                 <w:b w:val="0"/>
                 <w:sz w:val="23"/>
               </w:rPr>
-              <w:t>ADANI HYDRO ENERGY SIXTEEN LIMITED</w:t>
+              <w:t>ADANI HYDRO ENERGY THIRTEEN LIMITED</w:t>
             </w:r>
           </w:p>
         </w:tc>
@@ -480,7 +480,7 @@
                 <w:b w:val="0"/>
                 <w:sz w:val="23"/>
               </w:rPr>
-              <w:t>ADANI HYDRO ENERGY SEVENTEEN LIMITED</w:t>
+              <w:t>ADANI HYRDO ENERGY FOURTEEN LIMITED</w:t>
             </w:r>
           </w:p>
         </w:tc>
@@ -550,7 +550,7 @@
                 <w:b w:val="0"/>
                 <w:sz w:val="23"/>
               </w:rPr>
-              <w:t>ADANI HYRDO ENERGY FOURTEEN LIMITED</w:t>
+              <w:t>ADANI HYDRO ENERGY SEVENTEEN LIMITED</w:t>
             </w:r>
           </w:p>
         </w:tc>
@@ -690,7 +690,7 @@
                 <w:b w:val="0"/>
                 <w:sz w:val="23"/>
               </w:rPr>
-              <w:t>ADANI HYDRO ENERGY TWELVE LIMITED</w:t>
+              <w:t>ADANI HYDRO ENERGY ELEVEN LIMITED</w:t>
             </w:r>
           </w:p>
         </w:tc>
@@ -760,7 +760,7 @@
                 <w:b w:val="0"/>
                 <w:sz w:val="23"/>
               </w:rPr>
-              <w:t>ADANI HYDRO ENERGY ELEVEN LIMITED</w:t>
+              <w:t>ADANI HYDRO ENERGY TWELVE LIMITED</w:t>
             </w:r>
           </w:p>
         </w:tc>
@@ -851,7 +851,7 @@
         </w:rPr>
         <w:t xml:space="preserve">Name           </w:t>
         <w:tab/>
-        <w:t xml:space="preserve">:  Bikash Mandal</w:t>
+        <w:t xml:space="preserve">:  BIKASH MANDAL</w:t>
       </w:r>
     </w:p>
     <w:p>
@@ -895,7 +895,7 @@
           <w:b w:val="0"/>
           <w:sz w:val="23"/>
         </w:rPr>
-        <w:t xml:space="preserve">Date: 07th May, 2026</w:t>
+        <w:t xml:space="preserve">Date: 15th May, 2026</w:t>
         <w:tab/>
       </w:r>
     </w:p>

--- a/Backend/Director_Disclosure/Output_Disclosures/2024-25/ADANI_HYDRO_ENERGY_SIXTEEN_LIMITED/DIR-8/DIR8_Bikash_Mandal_00022578.docx
+++ b/Backend/Director_Disclosure/Output_Disclosures/2024-25/ADANI_HYDRO_ENERGY_SIXTEEN_LIMITED/DIR-8/DIR8_Bikash_Mandal_00022578.docx
@@ -340,7 +340,7 @@
                 <w:b w:val="0"/>
                 <w:sz w:val="23"/>
               </w:rPr>
-              <w:t>ADANI HYDRO ENERGY SIXTEEN LIMITED</w:t>
+              <w:t>ADANI GREEN ENERGY TWENTY SIX A LIMITED</w:t>
             </w:r>
           </w:p>
         </w:tc>
@@ -359,7 +359,7 @@
                 <w:b w:val="0"/>
                 <w:sz w:val="23"/>
               </w:rPr>
-              <w:t>21/11/2025</w:t>
+              <w:t>31/03/2026</w:t>
             </w:r>
           </w:p>
         </w:tc>
@@ -392,6 +392,146 @@
                 <w:sz w:val="23"/>
               </w:rPr>
               <w:t>2</w:t>
+            </w:r>
+          </w:p>
+        </w:tc>
+        <w:tc>
+          <w:tcPr>
+            <w:tcW w:type="dxa" w:w="3864"/>
+          </w:tcPr>
+          <w:p>
+            <w:pPr>
+              <w:spacing w:after="0"/>
+              <w:jc w:val="both"/>
+            </w:pPr>
+            <w:r>
+              <w:rPr>
+                <w:rFonts w:ascii="Adani" w:hAnsi="Adani" w:eastAsia="Adani" w:cs="Adani"/>
+                <w:b w:val="0"/>
+                <w:sz w:val="23"/>
+              </w:rPr>
+              <w:t>URJASETU RENEWABLES LIMITED</w:t>
+            </w:r>
+          </w:p>
+        </w:tc>
+        <w:tc>
+          <w:tcPr>
+            <w:tcW w:type="dxa" w:w="2610"/>
+          </w:tcPr>
+          <w:p>
+            <w:pPr>
+              <w:spacing w:after="0"/>
+              <w:jc w:val="center"/>
+            </w:pPr>
+            <w:r>
+              <w:rPr>
+                <w:rFonts w:ascii="Adani" w:hAnsi="Adani" w:eastAsia="Adani" w:cs="Adani"/>
+                <w:b w:val="0"/>
+                <w:sz w:val="23"/>
+              </w:rPr>
+              <w:t>10/02/2026</w:t>
+            </w:r>
+          </w:p>
+        </w:tc>
+        <w:tc>
+          <w:tcPr>
+            <w:tcW w:type="dxa" w:w="2250"/>
+          </w:tcPr>
+          <w:p>
+            <w:pPr>
+              <w:spacing w:after="0"/>
+              <w:jc w:val="center"/>
+            </w:pPr>
+          </w:p>
+        </w:tc>
+      </w:tr>
+      <w:tr>
+        <w:tc>
+          <w:tcPr>
+            <w:tcW w:type="dxa" w:w="636"/>
+          </w:tcPr>
+          <w:p>
+            <w:pPr>
+              <w:spacing w:after="0"/>
+              <w:ind w:left="360"/>
+            </w:pPr>
+            <w:r>
+              <w:rPr>
+                <w:rFonts w:ascii="Adani" w:hAnsi="Adani" w:eastAsia="Adani" w:cs="Adani"/>
+                <w:b w:val="0"/>
+                <w:sz w:val="23"/>
+              </w:rPr>
+              <w:t>3</w:t>
+            </w:r>
+          </w:p>
+        </w:tc>
+        <w:tc>
+          <w:tcPr>
+            <w:tcW w:type="dxa" w:w="3864"/>
+          </w:tcPr>
+          <w:p>
+            <w:pPr>
+              <w:spacing w:after="0"/>
+              <w:jc w:val="both"/>
+            </w:pPr>
+            <w:r>
+              <w:rPr>
+                <w:rFonts w:ascii="Adani" w:hAnsi="Adani" w:eastAsia="Adani" w:cs="Adani"/>
+                <w:b w:val="0"/>
+                <w:sz w:val="23"/>
+              </w:rPr>
+              <w:t>ECOTHRIVE RENEWABLES LIMITED</w:t>
+            </w:r>
+          </w:p>
+        </w:tc>
+        <w:tc>
+          <w:tcPr>
+            <w:tcW w:type="dxa" w:w="2610"/>
+          </w:tcPr>
+          <w:p>
+            <w:pPr>
+              <w:spacing w:after="0"/>
+              <w:jc w:val="center"/>
+            </w:pPr>
+            <w:r>
+              <w:rPr>
+                <w:rFonts w:ascii="Adani" w:hAnsi="Adani" w:eastAsia="Adani" w:cs="Adani"/>
+                <w:b w:val="0"/>
+                <w:sz w:val="23"/>
+              </w:rPr>
+              <w:t>10/02/2026</w:t>
+            </w:r>
+          </w:p>
+        </w:tc>
+        <w:tc>
+          <w:tcPr>
+            <w:tcW w:type="dxa" w:w="2250"/>
+          </w:tcPr>
+          <w:p>
+            <w:pPr>
+              <w:spacing w:after="0"/>
+              <w:jc w:val="center"/>
+            </w:pPr>
+          </w:p>
+        </w:tc>
+      </w:tr>
+      <w:tr>
+        <w:tc>
+          <w:tcPr>
+            <w:tcW w:type="dxa" w:w="636"/>
+          </w:tcPr>
+          <w:p>
+            <w:pPr>
+              <w:spacing w:after="0"/>
+              <w:ind w:left="360"/>
+            </w:pPr>
+            <w:r>
+              <w:rPr>
+                <w:rFonts w:ascii="Adani" w:hAnsi="Adani" w:eastAsia="Adani" w:cs="Adani"/>
+                <w:b w:val="0"/>
+                <w:sz w:val="23"/>
+              </w:rPr>
+              <w:t>4</w:t>
             </w:r>
           </w:p>
         </w:tc>
@@ -461,7 +601,7 @@
                 <w:b w:val="0"/>
                 <w:sz w:val="23"/>
               </w:rPr>
-              <w:t>3</w:t>
+              <w:t>5</w:t>
             </w:r>
           </w:p>
         </w:tc>
@@ -480,7 +620,7 @@
                 <w:b w:val="0"/>
                 <w:sz w:val="23"/>
               </w:rPr>
-              <w:t>ADANI HYRDO ENERGY FOURTEEN LIMITED</w:t>
+              <w:t>ADANI HYDRO ENERGY SIXTEEN LIMITED</w:t>
             </w:r>
           </w:p>
         </w:tc>
@@ -499,7 +639,7 @@
                 <w:b w:val="0"/>
                 <w:sz w:val="23"/>
               </w:rPr>
-              <w:t>15/10/2025</w:t>
+              <w:t>21/11/2025</w:t>
             </w:r>
           </w:p>
         </w:tc>
@@ -531,7 +671,7 @@
                 <w:b w:val="0"/>
                 <w:sz w:val="23"/>
               </w:rPr>
-              <w:t>4</w:t>
+              <w:t>6</w:t>
             </w:r>
           </w:p>
         </w:tc>
@@ -601,7 +741,77 @@
                 <w:b w:val="0"/>
                 <w:sz w:val="23"/>
               </w:rPr>
-              <w:t>5</w:t>
+              <w:t>7</w:t>
+            </w:r>
+          </w:p>
+        </w:tc>
+        <w:tc>
+          <w:tcPr>
+            <w:tcW w:type="dxa" w:w="3864"/>
+          </w:tcPr>
+          <w:p>
+            <w:pPr>
+              <w:spacing w:after="0"/>
+              <w:jc w:val="both"/>
+            </w:pPr>
+            <w:r>
+              <w:rPr>
+                <w:rFonts w:ascii="Adani" w:hAnsi="Adani" w:eastAsia="Adani" w:cs="Adani"/>
+                <w:b w:val="0"/>
+                <w:sz w:val="23"/>
+              </w:rPr>
+              <w:t>ADANI HYDRO ENERGY FOURTEEN LIMITED</w:t>
+            </w:r>
+          </w:p>
+        </w:tc>
+        <w:tc>
+          <w:tcPr>
+            <w:tcW w:type="dxa" w:w="2610"/>
+          </w:tcPr>
+          <w:p>
+            <w:pPr>
+              <w:spacing w:after="0"/>
+              <w:jc w:val="center"/>
+            </w:pPr>
+            <w:r>
+              <w:rPr>
+                <w:rFonts w:ascii="Adani" w:hAnsi="Adani" w:eastAsia="Adani" w:cs="Adani"/>
+                <w:b w:val="0"/>
+                <w:sz w:val="23"/>
+              </w:rPr>
+              <w:t>15/10/2025</w:t>
+            </w:r>
+          </w:p>
+        </w:tc>
+        <w:tc>
+          <w:tcPr>
+            <w:tcW w:type="dxa" w:w="2250"/>
+          </w:tcPr>
+          <w:p>
+            <w:pPr>
+              <w:spacing w:after="0"/>
+              <w:jc w:val="center"/>
+            </w:pPr>
+          </w:p>
+        </w:tc>
+      </w:tr>
+      <w:tr>
+        <w:tc>
+          <w:tcPr>
+            <w:tcW w:type="dxa" w:w="636"/>
+          </w:tcPr>
+          <w:p>
+            <w:pPr>
+              <w:spacing w:after="0"/>
+              <w:ind w:left="360"/>
+            </w:pPr>
+            <w:r>
+              <w:rPr>
+                <w:rFonts w:ascii="Adani" w:hAnsi="Adani" w:eastAsia="Adani" w:cs="Adani"/>
+                <w:b w:val="0"/>
+                <w:sz w:val="23"/>
+              </w:rPr>
+              <w:t>8</w:t>
             </w:r>
           </w:p>
         </w:tc>
@@ -671,7 +881,7 @@
                 <w:b w:val="0"/>
                 <w:sz w:val="23"/>
               </w:rPr>
-              <w:t>6</w:t>
+              <w:t>9</w:t>
             </w:r>
           </w:p>
         </w:tc>
@@ -741,7 +951,7 @@
                 <w:b w:val="0"/>
                 <w:sz w:val="23"/>
               </w:rPr>
-              <w:t>7</w:t>
+              <w:t>10</w:t>
             </w:r>
           </w:p>
         </w:tc>
@@ -895,7 +1105,7 @@
           <w:b w:val="0"/>
           <w:sz w:val="23"/>
         </w:rPr>
-        <w:t xml:space="preserve">Date: 15th May, 2026</w:t>
+        <w:t xml:space="preserve">Date: 08th June, 2026</w:t>
         <w:tab/>
       </w:r>
     </w:p>
